--- a/Tugas4.docx
+++ b/Tugas4.docx
@@ -290,6 +290,9 @@
         </w:drawing>
       </w:r>
       <w:r>
+        <w:rPr>
+          <w:noProof/>
+        </w:rPr>
         <w:lastRenderedPageBreak/>
         <w:drawing>
           <wp:inline distT="0" distB="0" distL="0" distR="0" wp14:anchorId="4CA8DBAF" wp14:editId="4D2AEF9D">
@@ -369,6 +372,9 @@
         </w:drawing>
       </w:r>
       <w:r>
+        <w:rPr>
+          <w:noProof/>
+        </w:rPr>
         <w:drawing>
           <wp:inline distT="0" distB="0" distL="0" distR="0" wp14:anchorId="2CC9EEC3" wp14:editId="69C395E6">
             <wp:extent cx="5943600" cy="1911985"/>
@@ -487,9 +493,10 @@
           </wp:inline>
         </w:drawing>
       </w:r>
-      <w:bookmarkStart w:id="0" w:name="_GoBack"/>
-      <w:bookmarkEnd w:id="0"/>
-      <w:r>
+      <w:r>
+        <w:rPr>
+          <w:noProof/>
+        </w:rPr>
         <w:drawing>
           <wp:inline distT="0" distB="0" distL="0" distR="0" wp14:anchorId="2B845C3B" wp14:editId="0E267F8E">
             <wp:extent cx="5943600" cy="1649730"/>
@@ -526,6 +533,49 @@
           </wp:inline>
         </w:drawing>
       </w:r>
+      <w:r>
+        <w:rPr>
+          <w:noProof/>
+        </w:rPr>
+        <w:lastRenderedPageBreak/>
+        <w:drawing>
+          <wp:inline distT="0" distB="0" distL="0" distR="0" wp14:anchorId="7EBD8B26" wp14:editId="5F656B57">
+            <wp:extent cx="5943600" cy="4754880"/>
+            <wp:effectExtent l="0" t="0" r="0" b="7620"/>
+            <wp:docPr id="14" name="Picture 14"/>
+            <wp:cNvGraphicFramePr>
+              <a:graphicFrameLocks xmlns:a="http://schemas.openxmlformats.org/drawingml/2006/main" noChangeAspect="1"/>
+            </wp:cNvGraphicFramePr>
+            <a:graphic xmlns:a="http://schemas.openxmlformats.org/drawingml/2006/main">
+              <a:graphicData uri="http://schemas.openxmlformats.org/drawingml/2006/picture">
+                <pic:pic xmlns:pic="http://schemas.openxmlformats.org/drawingml/2006/picture">
+                  <pic:nvPicPr>
+                    <pic:cNvPr id="1" name=""/>
+                    <pic:cNvPicPr/>
+                  </pic:nvPicPr>
+                  <pic:blipFill>
+                    <a:blip r:embed="rId17"/>
+                    <a:stretch>
+                      <a:fillRect/>
+                    </a:stretch>
+                  </pic:blipFill>
+                  <pic:spPr>
+                    <a:xfrm>
+                      <a:off x="0" y="0"/>
+                      <a:ext cx="5943600" cy="4754880"/>
+                    </a:xfrm>
+                    <a:prstGeom prst="rect">
+                      <a:avLst/>
+                    </a:prstGeom>
+                  </pic:spPr>
+                </pic:pic>
+              </a:graphicData>
+            </a:graphic>
+          </wp:inline>
+        </w:drawing>
+      </w:r>
+      <w:bookmarkStart w:id="0" w:name="_GoBack"/>
+      <w:bookmarkEnd w:id="0"/>
     </w:p>
     <w:sectPr>
       <w:pgSz w:w="12240" w:h="15840"/>
